--- a/modules/2.2.0 - Dauer der Gleissperrungen, gesperrte Gleise, Weichen.docx
+++ b/modules/2.2.0 - Dauer der Gleissperrungen, gesperrte Gleise, Weichen.docx
@@ -6020,2119 +6020,6 @@
         </w:rPr>
         <w:t xml:space="preserve"> gesperrt.</w:t>
       </w:r>
-    </w:p>
-    <w:p>
-      <w:pPr>
-        <w:tabs>
-          <w:tab w:val="left" w:pos="567"/>
-          <w:tab w:val="left" w:pos="1134"/>
-          <w:tab w:val="left" w:pos="6237"/>
-        </w:tabs>
-        <w:ind w:left="851"/>
-        <w:rPr>
-          <w:rFonts w:ascii="DB Neo Office" w:hAnsi="DB Neo Office"/>
-          <w:color w:val="FF00FF"/>
-          <w:sz w:val="22"/>
-          <w:szCs w:val="22"/>
-        </w:rPr>
-      </w:pPr>
-      <w:r>
-        <w:rPr>
-          <w:rFonts w:ascii="DB Neo Office" w:hAnsi="DB Neo Office"/>
-          <w:color w:val="FF00FF"/>
-          <w:sz w:val="22"/>
-          <w:szCs w:val="22"/>
-        </w:rPr>
-        <w:t>-----------------------------------------------------------------------------------------</w:t>
-      </w:r>
-    </w:p>
-    <w:p>
-      <w:pPr>
-        <w:pStyle w:val="Kopfzeile"/>
-        <w:tabs>
-          <w:tab w:val="clear" w:pos="4536"/>
-          <w:tab w:val="clear" w:pos="9072"/>
-        </w:tabs>
-        <w:rPr>
-          <w:rFonts w:ascii="DB Neo Office" w:hAnsi="DB Neo Office"/>
-          <w:i/>
-          <w:vanish/>
-          <w:color w:val="008000"/>
-          <w:sz w:val="22"/>
-          <w:szCs w:val="22"/>
-        </w:rPr>
-      </w:pPr>
-      <w:r>
-        <w:rPr>
-          <w:rFonts w:ascii="DB Neo Office" w:hAnsi="DB Neo Office"/>
-          <w:i/>
-          <w:vanish/>
-          <w:color w:val="008000"/>
-          <w:sz w:val="22"/>
-          <w:szCs w:val="22"/>
-        </w:rPr>
-        <w:t>11.12.2022</w:t>
-      </w:r>
-    </w:p>
-    <w:p>
-      <w:pPr>
-        <w:pStyle w:val="Kopfzeile"/>
-        <w:tabs>
-          <w:tab w:val="clear" w:pos="4536"/>
-          <w:tab w:val="clear" w:pos="9072"/>
-        </w:tabs>
-        <w:rPr>
-          <w:rFonts w:ascii="DB Neo Office" w:hAnsi="DB Neo Office"/>
-          <w:i/>
-          <w:vanish/>
-          <w:color w:val="FF0000"/>
-          <w:sz w:val="22"/>
-          <w:szCs w:val="22"/>
-        </w:rPr>
-      </w:pPr>
-      <w:proofErr w:type="spellStart"/>
-      <w:r>
-        <w:rPr>
-          <w:rFonts w:ascii="DB Neo Office" w:hAnsi="DB Neo Office"/>
-          <w:i/>
-          <w:vanish/>
-          <w:color w:val="FF0000"/>
-          <w:sz w:val="22"/>
-          <w:szCs w:val="22"/>
-        </w:rPr>
-        <w:t>SperrBedarf</w:t>
-      </w:r>
-      <w:proofErr w:type="spellEnd"/>
-    </w:p>
-    <w:p>
-      <w:pPr>
-        <w:ind w:left="851"/>
-        <w:rPr>
-          <w:rFonts w:ascii="DB Neo Office" w:hAnsi="DB Neo Office"/>
-          <w:color w:val="FF00FF"/>
-          <w:sz w:val="22"/>
-          <w:szCs w:val="22"/>
-        </w:rPr>
-      </w:pPr>
-      <w:r>
-        <w:rPr>
-          <w:rFonts w:ascii="DB Neo Office" w:hAnsi="DB Neo Office"/>
-          <w:color w:val="FF00FF"/>
-          <w:sz w:val="22"/>
-          <w:szCs w:val="22"/>
-        </w:rPr>
-        <w:t>Bei Bedarf sind die o.g. Gleise während der Arbeitszeit gemäß 2.1 in geeigneten Zug- und Rangierpausen zu sperren.</w:t>
-      </w:r>
-    </w:p>
-    <w:p>
-      <w:pPr>
-        <w:ind w:left="851"/>
-        <w:rPr>
-          <w:rFonts w:ascii="DB Neo Office" w:hAnsi="DB Neo Office"/>
-          <w:color w:val="FF00FF"/>
-          <w:sz w:val="22"/>
-          <w:szCs w:val="22"/>
-        </w:rPr>
-      </w:pPr>
-    </w:p>
-    <w:p>
-      <w:pPr>
-        <w:pStyle w:val="Kopfzeile"/>
-        <w:tabs>
-          <w:tab w:val="clear" w:pos="4536"/>
-          <w:tab w:val="clear" w:pos="9072"/>
-        </w:tabs>
-        <w:rPr>
-          <w:rFonts w:ascii="DB Neo Office" w:hAnsi="DB Neo Office"/>
-          <w:i/>
-          <w:vanish/>
-          <w:color w:val="008000"/>
-          <w:sz w:val="22"/>
-          <w:szCs w:val="22"/>
-        </w:rPr>
-      </w:pPr>
-      <w:r>
-        <w:rPr>
-          <w:rFonts w:ascii="DB Neo Office" w:hAnsi="DB Neo Office"/>
-          <w:i/>
-          <w:vanish/>
-          <w:color w:val="008000"/>
-          <w:sz w:val="22"/>
-          <w:szCs w:val="22"/>
-        </w:rPr>
-        <w:t>15.12.2019</w:t>
-      </w:r>
-    </w:p>
-    <w:p>
-      <w:pPr>
-        <w:pStyle w:val="Kopfzeile"/>
-        <w:tabs>
-          <w:tab w:val="clear" w:pos="4536"/>
-          <w:tab w:val="clear" w:pos="9072"/>
-        </w:tabs>
-        <w:rPr>
-          <w:rFonts w:ascii="DB Neo Office" w:hAnsi="DB Neo Office"/>
-          <w:i/>
-          <w:vanish/>
-          <w:color w:val="FF0000"/>
-          <w:sz w:val="22"/>
-          <w:szCs w:val="22"/>
-        </w:rPr>
-      </w:pPr>
-      <w:proofErr w:type="spellStart"/>
-      <w:r>
-        <w:rPr>
-          <w:rFonts w:ascii="DB Neo Office" w:hAnsi="DB Neo Office"/>
-          <w:i/>
-          <w:vanish/>
-          <w:color w:val="FF0000"/>
-          <w:sz w:val="22"/>
-          <w:szCs w:val="22"/>
-        </w:rPr>
-        <w:t>SperrUV</w:t>
-      </w:r>
-      <w:proofErr w:type="spellEnd"/>
-    </w:p>
-    <w:p>
-      <w:pPr>
-        <w:pBdr>
-          <w:top w:val="single" w:sz="4" w:space="1" w:color="auto"/>
-          <w:left w:val="single" w:sz="4" w:space="4" w:color="auto"/>
-          <w:bottom w:val="single" w:sz="4" w:space="1" w:color="auto"/>
-          <w:right w:val="single" w:sz="4" w:space="4" w:color="auto"/>
-        </w:pBdr>
-        <w:ind w:left="851" w:right="282"/>
-        <w:rPr>
-          <w:rFonts w:ascii="DB Neo Office" w:hAnsi="DB Neo Office"/>
-          <w:color w:val="FF00FF"/>
-          <w:sz w:val="22"/>
-          <w:szCs w:val="22"/>
-        </w:rPr>
-      </w:pPr>
-      <w:r>
-        <w:rPr>
-          <w:rFonts w:ascii="DB Neo Office" w:hAnsi="DB Neo Office"/>
-          <w:color w:val="FF00FF"/>
-          <w:sz w:val="16"/>
-          <w:szCs w:val="16"/>
-        </w:rPr>
-        <w:br/>
-      </w:r>
-      <w:r>
-        <w:rPr>
-          <w:rFonts w:ascii="DB Neo Office" w:hAnsi="DB Neo Office"/>
-          <w:color w:val="FF00FF"/>
-          <w:sz w:val="22"/>
-          <w:szCs w:val="22"/>
-        </w:rPr>
-        <w:t>Die Gleissperrung gemäß Abschnitt 2.2.</w:t>
-      </w:r>
-      <w:r>
-        <w:rPr>
-          <w:rFonts w:ascii="DB Neo Office" w:hAnsi="DB Neo Office"/>
-          <w:color w:val="FF00FF"/>
-          <w:sz w:val="22"/>
-          <w:szCs w:val="22"/>
-        </w:rPr>
-        <w:fldChar w:fldCharType="begin">
-          <w:ffData>
-            <w:name w:val="Kontrollkästchen6"/>
-            <w:enabled/>
-            <w:calcOnExit w:val="0"/>
-            <w:checkBox>
-              <w:sizeAuto/>
-              <w:default w:val="0"/>
-            </w:checkBox>
-          </w:ffData>
-        </w:fldChar>
-      </w:r>
-      <w:r>
-        <w:rPr>
-          <w:rFonts w:ascii="DB Neo Office" w:hAnsi="DB Neo Office"/>
-          <w:color w:val="FF00FF"/>
-          <w:sz w:val="22"/>
-          <w:szCs w:val="22"/>
-        </w:rPr>
-        <w:instrText xml:space="preserve"> FORMCHECKBOX </w:instrText>
-      </w:r>
-      <w:r>
-        <w:rPr>
-          <w:rFonts w:ascii="DB Neo Office" w:hAnsi="DB Neo Office"/>
-          <w:color w:val="FF00FF"/>
-          <w:sz w:val="22"/>
-          <w:szCs w:val="22"/>
-        </w:rPr>
-      </w:r>
-      <w:r>
-        <w:rPr>
-          <w:rFonts w:ascii="DB Neo Office" w:hAnsi="DB Neo Office"/>
-          <w:color w:val="FF00FF"/>
-          <w:sz w:val="22"/>
-          <w:szCs w:val="22"/>
-        </w:rPr>
-        <w:fldChar w:fldCharType="separate"/>
-      </w:r>
-      <w:r>
-        <w:rPr>
-          <w:rFonts w:ascii="DB Neo Office" w:hAnsi="DB Neo Office"/>
-          <w:color w:val="FF00FF"/>
-          <w:sz w:val="22"/>
-          <w:szCs w:val="22"/>
-        </w:rPr>
-        <w:fldChar w:fldCharType="end"/>
-      </w:r>
-      <w:r>
-        <w:rPr>
-          <w:rFonts w:ascii="DB Neo Office" w:hAnsi="DB Neo Office"/>
-          <w:color w:val="FF00FF"/>
-          <w:sz w:val="22"/>
-          <w:szCs w:val="22"/>
-        </w:rPr>
-        <w:t xml:space="preserve"> erfolgt ausschließlich zum Schutz von Beschäftigten aus Gründen der Unfallverhütung.</w:t>
-      </w:r>
-      <w:r>
-        <w:rPr>
-          <w:rFonts w:ascii="DB Neo Office" w:hAnsi="DB Neo Office"/>
-          <w:color w:val="FF00FF"/>
-          <w:sz w:val="22"/>
-          <w:szCs w:val="22"/>
-        </w:rPr>
-        <w:br/>
-      </w:r>
-    </w:p>
-    <w:p>
-      <w:pPr>
-        <w:tabs>
-          <w:tab w:val="left" w:pos="851"/>
-        </w:tabs>
-        <w:ind w:left="851"/>
-        <w:rPr>
-          <w:rFonts w:ascii="DB Neo Office" w:hAnsi="DB Neo Office"/>
-          <w:color w:val="000000"/>
-          <w:sz w:val="22"/>
-          <w:szCs w:val="22"/>
-        </w:rPr>
-      </w:pPr>
-    </w:p>
-    <w:p>
-      <w:pPr>
-        <w:pStyle w:val="Kopfzeile"/>
-        <w:tabs>
-          <w:tab w:val="clear" w:pos="4536"/>
-          <w:tab w:val="clear" w:pos="9072"/>
-        </w:tabs>
-        <w:rPr>
-          <w:rFonts w:ascii="DB Neo Office" w:hAnsi="DB Neo Office"/>
-          <w:i/>
-          <w:vanish/>
-          <w:color w:val="008000"/>
-          <w:sz w:val="22"/>
-          <w:szCs w:val="22"/>
-        </w:rPr>
-      </w:pPr>
-      <w:r>
-        <w:rPr>
-          <w:rFonts w:ascii="DB Neo Office" w:hAnsi="DB Neo Office"/>
-          <w:i/>
-          <w:vanish/>
-          <w:color w:val="008000"/>
-          <w:sz w:val="22"/>
-          <w:szCs w:val="22"/>
-        </w:rPr>
-        <w:t>15.12.2024</w:t>
-      </w:r>
-    </w:p>
-    <w:p>
-      <w:pPr>
-        <w:pStyle w:val="Kopfzeile"/>
-        <w:tabs>
-          <w:tab w:val="clear" w:pos="4536"/>
-          <w:tab w:val="clear" w:pos="9072"/>
-        </w:tabs>
-        <w:rPr>
-          <w:rFonts w:ascii="DB Neo Office" w:hAnsi="DB Neo Office"/>
-          <w:i/>
-          <w:vanish/>
-          <w:color w:val="FF0000"/>
-          <w:sz w:val="22"/>
-          <w:szCs w:val="22"/>
-        </w:rPr>
-      </w:pPr>
-      <w:proofErr w:type="spellStart"/>
-      <w:proofErr w:type="gramStart"/>
-      <w:r>
-        <w:rPr>
-          <w:rFonts w:ascii="DB Neo Office" w:hAnsi="DB Neo Office"/>
-          <w:i/>
-          <w:vanish/>
-          <w:color w:val="FF0000"/>
-          <w:sz w:val="22"/>
-          <w:szCs w:val="22"/>
-        </w:rPr>
-        <w:t>Baugleis</w:t>
-      </w:r>
-      <w:proofErr w:type="spellEnd"/>
-      <w:r>
-        <w:rPr>
-          <w:rFonts w:ascii="DB Neo Office" w:hAnsi="DB Neo Office"/>
-          <w:i/>
-          <w:vanish/>
-          <w:color w:val="FF0000"/>
-          <w:sz w:val="22"/>
-          <w:szCs w:val="22"/>
-        </w:rPr>
-        <w:t>(</w:t>
-      </w:r>
-      <w:proofErr w:type="gramEnd"/>
-      <w:r>
-        <w:rPr>
-          <w:rFonts w:ascii="DB Neo Office" w:hAnsi="DB Neo Office"/>
-          <w:i/>
-          <w:vanish/>
-          <w:color w:val="FF0000"/>
-          <w:sz w:val="22"/>
-          <w:szCs w:val="22"/>
-        </w:rPr>
-        <w:t>2.2)</w:t>
-      </w:r>
-    </w:p>
-    <w:p>
-      <w:pPr>
-        <w:pBdr>
-          <w:top w:val="single" w:sz="4" w:space="1" w:color="auto"/>
-          <w:left w:val="single" w:sz="4" w:space="4" w:color="auto"/>
-          <w:bottom w:val="single" w:sz="4" w:space="1" w:color="auto"/>
-          <w:right w:val="single" w:sz="4" w:space="4" w:color="auto"/>
-        </w:pBdr>
-        <w:ind w:left="851" w:right="282"/>
-        <w:rPr>
-          <w:rFonts w:ascii="DB Neo Office" w:hAnsi="DB Neo Office"/>
-          <w:color w:val="FF00FF"/>
-          <w:sz w:val="22"/>
-          <w:szCs w:val="22"/>
-        </w:rPr>
-      </w:pPr>
-    </w:p>
-    <w:p>
-      <w:pPr>
-        <w:pBdr>
-          <w:top w:val="single" w:sz="4" w:space="1" w:color="auto"/>
-          <w:left w:val="single" w:sz="4" w:space="4" w:color="auto"/>
-          <w:bottom w:val="single" w:sz="4" w:space="1" w:color="auto"/>
-          <w:right w:val="single" w:sz="4" w:space="4" w:color="auto"/>
-        </w:pBdr>
-        <w:ind w:left="851" w:right="282"/>
-        <w:rPr>
-          <w:rFonts w:ascii="DB Neo Office" w:hAnsi="DB Neo Office"/>
-          <w:color w:val="FF00FF"/>
-          <w:sz w:val="22"/>
-          <w:szCs w:val="22"/>
-        </w:rPr>
-      </w:pPr>
-      <w:r>
-        <w:rPr>
-          <w:rFonts w:ascii="DB Neo Office" w:hAnsi="DB Neo Office"/>
-          <w:color w:val="FF00FF"/>
-          <w:sz w:val="22"/>
-          <w:szCs w:val="22"/>
-        </w:rPr>
-        <w:t xml:space="preserve">Das gesperrte Gleis wird zum </w:t>
-      </w:r>
-      <w:proofErr w:type="spellStart"/>
-      <w:r>
-        <w:rPr>
-          <w:rFonts w:ascii="DB Neo Office" w:hAnsi="DB Neo Office"/>
-          <w:color w:val="FF00FF"/>
-          <w:sz w:val="22"/>
-          <w:szCs w:val="22"/>
-        </w:rPr>
-        <w:t>Baugleis</w:t>
-      </w:r>
-      <w:proofErr w:type="spellEnd"/>
-      <w:r>
-        <w:rPr>
-          <w:rFonts w:ascii="DB Neo Office" w:hAnsi="DB Neo Office"/>
-          <w:color w:val="FF00FF"/>
-          <w:sz w:val="22"/>
-          <w:szCs w:val="22"/>
-        </w:rPr>
-        <w:t xml:space="preserve"> </w:t>
-      </w:r>
-      <w:r>
-        <w:rPr>
-          <w:rFonts w:ascii="DB Neo Office" w:hAnsi="DB Neo Office"/>
-          <w:color w:val="FF00FF"/>
-          <w:sz w:val="22"/>
-          <w:szCs w:val="22"/>
-        </w:rPr>
-        <w:fldChar w:fldCharType="begin">
-          <w:ffData>
-            <w:name w:val="Text62"/>
-            <w:enabled/>
-            <w:calcOnExit w:val="0"/>
-            <w:textInput/>
-          </w:ffData>
-        </w:fldChar>
-      </w:r>
-      <w:r>
-        <w:rPr>
-          <w:rFonts w:ascii="DB Neo Office" w:hAnsi="DB Neo Office"/>
-          <w:color w:val="FF00FF"/>
-          <w:sz w:val="22"/>
-          <w:szCs w:val="22"/>
-        </w:rPr>
-        <w:instrText xml:space="preserve"> FORMTEXT </w:instrText>
-      </w:r>
-      <w:r>
-        <w:rPr>
-          <w:rFonts w:ascii="DB Neo Office" w:hAnsi="DB Neo Office"/>
-          <w:color w:val="FF00FF"/>
-          <w:sz w:val="22"/>
-          <w:szCs w:val="22"/>
-        </w:rPr>
-      </w:r>
-      <w:r>
-        <w:rPr>
-          <w:rFonts w:ascii="DB Neo Office" w:hAnsi="DB Neo Office"/>
-          <w:color w:val="FF00FF"/>
-          <w:sz w:val="22"/>
-          <w:szCs w:val="22"/>
-        </w:rPr>
-        <w:fldChar w:fldCharType="separate"/>
-      </w:r>
-      <w:r>
-        <w:rPr>
-          <w:rFonts w:ascii="DB Neo Office" w:hAnsi="DB Neo Office"/>
-          <w:color w:val="FF00FF"/>
-          <w:sz w:val="22"/>
-          <w:szCs w:val="22"/>
-        </w:rPr>
-        <w:t> </w:t>
-      </w:r>
-      <w:r>
-        <w:rPr>
-          <w:rFonts w:ascii="DB Neo Office" w:hAnsi="DB Neo Office"/>
-          <w:color w:val="FF00FF"/>
-          <w:sz w:val="22"/>
-          <w:szCs w:val="22"/>
-        </w:rPr>
-        <w:t> </w:t>
-      </w:r>
-      <w:r>
-        <w:rPr>
-          <w:rFonts w:ascii="DB Neo Office" w:hAnsi="DB Neo Office"/>
-          <w:color w:val="FF00FF"/>
-          <w:sz w:val="22"/>
-          <w:szCs w:val="22"/>
-        </w:rPr>
-        <w:t> </w:t>
-      </w:r>
-      <w:r>
-        <w:rPr>
-          <w:rFonts w:ascii="DB Neo Office" w:hAnsi="DB Neo Office"/>
-          <w:color w:val="FF00FF"/>
-          <w:sz w:val="22"/>
-          <w:szCs w:val="22"/>
-        </w:rPr>
-        <w:t> </w:t>
-      </w:r>
-      <w:r>
-        <w:rPr>
-          <w:rFonts w:ascii="DB Neo Office" w:hAnsi="DB Neo Office"/>
-          <w:color w:val="FF00FF"/>
-          <w:sz w:val="22"/>
-          <w:szCs w:val="22"/>
-        </w:rPr>
-        <w:t> </w:t>
-      </w:r>
-      <w:r>
-        <w:rPr>
-          <w:rFonts w:ascii="DB Neo Office" w:hAnsi="DB Neo Office"/>
-          <w:color w:val="FF00FF"/>
-          <w:sz w:val="22"/>
-          <w:szCs w:val="22"/>
-        </w:rPr>
-        <w:fldChar w:fldCharType="end"/>
-      </w:r>
-      <w:r>
-        <w:rPr>
-          <w:rFonts w:ascii="DB Neo Office" w:hAnsi="DB Neo Office"/>
-          <w:color w:val="FF00FF"/>
-          <w:sz w:val="22"/>
-          <w:szCs w:val="22"/>
-        </w:rPr>
-        <w:t xml:space="preserve"> </w:t>
-      </w:r>
-      <w:r>
-        <w:rPr>
-          <w:rFonts w:ascii="DB Neo Office" w:hAnsi="DB Neo Office"/>
-          <w:vanish/>
-          <w:color w:val="0000FF"/>
-          <w:sz w:val="22"/>
-          <w:szCs w:val="22"/>
-        </w:rPr>
-        <w:t xml:space="preserve">(Bezeichnung bei mehreren </w:t>
-      </w:r>
-      <w:proofErr w:type="spellStart"/>
-      <w:r>
-        <w:rPr>
-          <w:rFonts w:ascii="DB Neo Office" w:hAnsi="DB Neo Office"/>
-          <w:vanish/>
-          <w:color w:val="0000FF"/>
-          <w:sz w:val="22"/>
-          <w:szCs w:val="22"/>
-        </w:rPr>
-        <w:t>Bgl</w:t>
-      </w:r>
-      <w:proofErr w:type="spellEnd"/>
-      <w:r>
-        <w:rPr>
-          <w:rFonts w:ascii="DB Neo Office" w:hAnsi="DB Neo Office"/>
-          <w:vanish/>
-          <w:color w:val="0000FF"/>
-          <w:sz w:val="22"/>
-          <w:szCs w:val="22"/>
-        </w:rPr>
-        <w:t>)</w:t>
-      </w:r>
-      <w:r>
-        <w:rPr>
-          <w:rFonts w:ascii="DB Neo Office" w:hAnsi="DB Neo Office"/>
-          <w:color w:val="FF00FF"/>
-          <w:sz w:val="22"/>
-          <w:szCs w:val="22"/>
-        </w:rPr>
-        <w:t xml:space="preserve"> erklärt.</w:t>
-      </w:r>
-    </w:p>
-    <w:p>
-      <w:pPr>
-        <w:pBdr>
-          <w:top w:val="single" w:sz="4" w:space="1" w:color="auto"/>
-          <w:left w:val="single" w:sz="4" w:space="4" w:color="auto"/>
-          <w:bottom w:val="single" w:sz="4" w:space="1" w:color="auto"/>
-          <w:right w:val="single" w:sz="4" w:space="4" w:color="auto"/>
-        </w:pBdr>
-        <w:ind w:left="851" w:right="282"/>
-        <w:rPr>
-          <w:rFonts w:ascii="DB Neo Office" w:hAnsi="DB Neo Office"/>
-          <w:vanish/>
-          <w:color w:val="0000FF"/>
-          <w:sz w:val="22"/>
-          <w:szCs w:val="22"/>
-        </w:rPr>
-      </w:pPr>
-      <w:r>
-        <w:rPr>
-          <w:rFonts w:ascii="DB Neo Office" w:hAnsi="DB Neo Office"/>
-          <w:vanish/>
-          <w:color w:val="0000FF"/>
-          <w:sz w:val="22"/>
-          <w:szCs w:val="22"/>
-        </w:rPr>
-        <w:t>oder</w:t>
-      </w:r>
-    </w:p>
-    <w:p>
-      <w:pPr>
-        <w:pBdr>
-          <w:top w:val="single" w:sz="4" w:space="1" w:color="auto"/>
-          <w:left w:val="single" w:sz="4" w:space="4" w:color="auto"/>
-          <w:bottom w:val="single" w:sz="4" w:space="1" w:color="auto"/>
-          <w:right w:val="single" w:sz="4" w:space="4" w:color="auto"/>
-        </w:pBdr>
-        <w:ind w:left="851" w:right="282"/>
-        <w:rPr>
-          <w:rFonts w:ascii="DB Neo Office" w:hAnsi="DB Neo Office"/>
-          <w:color w:val="FF00FF"/>
-          <w:sz w:val="22"/>
-          <w:szCs w:val="22"/>
-        </w:rPr>
-      </w:pPr>
-      <w:r>
-        <w:rPr>
-          <w:rFonts w:ascii="DB Neo Office" w:hAnsi="DB Neo Office"/>
-          <w:color w:val="FF00FF"/>
-          <w:sz w:val="22"/>
-          <w:szCs w:val="22"/>
-        </w:rPr>
-        <w:t xml:space="preserve">Die gesperrten Gleise werden zu/m </w:t>
-      </w:r>
-      <w:proofErr w:type="spellStart"/>
-      <w:r>
-        <w:rPr>
-          <w:rFonts w:ascii="DB Neo Office" w:hAnsi="DB Neo Office"/>
-          <w:color w:val="FF00FF"/>
-          <w:sz w:val="22"/>
-          <w:szCs w:val="22"/>
-        </w:rPr>
-        <w:t>Baugleis</w:t>
-      </w:r>
-      <w:proofErr w:type="spellEnd"/>
-      <w:r>
-        <w:rPr>
-          <w:rFonts w:ascii="DB Neo Office" w:hAnsi="DB Neo Office"/>
-          <w:color w:val="FF00FF"/>
-          <w:sz w:val="22"/>
-          <w:szCs w:val="22"/>
-        </w:rPr>
-        <w:t xml:space="preserve">/en </w:t>
-      </w:r>
-      <w:r>
-        <w:rPr>
-          <w:rFonts w:ascii="DB Neo Office" w:hAnsi="DB Neo Office"/>
-          <w:color w:val="FF00FF"/>
-          <w:sz w:val="22"/>
-          <w:szCs w:val="22"/>
-        </w:rPr>
-        <w:fldChar w:fldCharType="begin">
-          <w:ffData>
-            <w:name w:val="Text62"/>
-            <w:enabled/>
-            <w:calcOnExit w:val="0"/>
-            <w:textInput/>
-          </w:ffData>
-        </w:fldChar>
-      </w:r>
-      <w:r>
-        <w:rPr>
-          <w:rFonts w:ascii="DB Neo Office" w:hAnsi="DB Neo Office"/>
-          <w:color w:val="FF00FF"/>
-          <w:sz w:val="22"/>
-          <w:szCs w:val="22"/>
-        </w:rPr>
-        <w:instrText xml:space="preserve"> FORMTEXT </w:instrText>
-      </w:r>
-      <w:r>
-        <w:rPr>
-          <w:rFonts w:ascii="DB Neo Office" w:hAnsi="DB Neo Office"/>
-          <w:color w:val="FF00FF"/>
-          <w:sz w:val="22"/>
-          <w:szCs w:val="22"/>
-        </w:rPr>
-      </w:r>
-      <w:r>
-        <w:rPr>
-          <w:rFonts w:ascii="DB Neo Office" w:hAnsi="DB Neo Office"/>
-          <w:color w:val="FF00FF"/>
-          <w:sz w:val="22"/>
-          <w:szCs w:val="22"/>
-        </w:rPr>
-        <w:fldChar w:fldCharType="separate"/>
-      </w:r>
-      <w:r>
-        <w:rPr>
-          <w:rFonts w:ascii="DB Neo Office" w:hAnsi="DB Neo Office"/>
-          <w:color w:val="FF00FF"/>
-          <w:sz w:val="22"/>
-          <w:szCs w:val="22"/>
-        </w:rPr>
-        <w:t> </w:t>
-      </w:r>
-      <w:r>
-        <w:rPr>
-          <w:rFonts w:ascii="DB Neo Office" w:hAnsi="DB Neo Office"/>
-          <w:color w:val="FF00FF"/>
-          <w:sz w:val="22"/>
-          <w:szCs w:val="22"/>
-        </w:rPr>
-        <w:t> </w:t>
-      </w:r>
-      <w:r>
-        <w:rPr>
-          <w:rFonts w:ascii="DB Neo Office" w:hAnsi="DB Neo Office"/>
-          <w:color w:val="FF00FF"/>
-          <w:sz w:val="22"/>
-          <w:szCs w:val="22"/>
-        </w:rPr>
-        <w:t> </w:t>
-      </w:r>
-      <w:r>
-        <w:rPr>
-          <w:rFonts w:ascii="DB Neo Office" w:hAnsi="DB Neo Office"/>
-          <w:color w:val="FF00FF"/>
-          <w:sz w:val="22"/>
-          <w:szCs w:val="22"/>
-        </w:rPr>
-        <w:t> </w:t>
-      </w:r>
-      <w:r>
-        <w:rPr>
-          <w:rFonts w:ascii="DB Neo Office" w:hAnsi="DB Neo Office"/>
-          <w:color w:val="FF00FF"/>
-          <w:sz w:val="22"/>
-          <w:szCs w:val="22"/>
-        </w:rPr>
-        <w:t> </w:t>
-      </w:r>
-      <w:r>
-        <w:rPr>
-          <w:rFonts w:ascii="DB Neo Office" w:hAnsi="DB Neo Office"/>
-          <w:color w:val="FF00FF"/>
-          <w:sz w:val="22"/>
-          <w:szCs w:val="22"/>
-        </w:rPr>
-        <w:fldChar w:fldCharType="end"/>
-      </w:r>
-      <w:r>
-        <w:rPr>
-          <w:rFonts w:ascii="DB Neo Office" w:hAnsi="DB Neo Office"/>
-          <w:vanish/>
-          <w:color w:val="0000FF"/>
-          <w:sz w:val="22"/>
-          <w:szCs w:val="22"/>
-        </w:rPr>
-        <w:t xml:space="preserve">(Bezeichnung bei mehreren </w:t>
-      </w:r>
-      <w:proofErr w:type="spellStart"/>
-      <w:proofErr w:type="gramStart"/>
-      <w:r>
-        <w:rPr>
-          <w:rFonts w:ascii="DB Neo Office" w:hAnsi="DB Neo Office"/>
-          <w:vanish/>
-          <w:color w:val="0000FF"/>
-          <w:sz w:val="22"/>
-          <w:szCs w:val="22"/>
-        </w:rPr>
-        <w:t>Bgl</w:t>
-      </w:r>
-      <w:proofErr w:type="spellEnd"/>
-      <w:r>
-        <w:rPr>
-          <w:rFonts w:ascii="DB Neo Office" w:hAnsi="DB Neo Office"/>
-          <w:vanish/>
-          <w:color w:val="0000FF"/>
-          <w:sz w:val="22"/>
-          <w:szCs w:val="22"/>
-        </w:rPr>
-        <w:t>)</w:t>
-      </w:r>
-      <w:r>
-        <w:rPr>
-          <w:rFonts w:ascii="DB Neo Office" w:hAnsi="DB Neo Office"/>
-          <w:color w:val="FF00FF"/>
-          <w:sz w:val="22"/>
-          <w:szCs w:val="22"/>
-        </w:rPr>
-        <w:t xml:space="preserve">  erklärt</w:t>
-      </w:r>
-      <w:proofErr w:type="gramEnd"/>
-      <w:r>
-        <w:rPr>
-          <w:rFonts w:ascii="DB Neo Office" w:hAnsi="DB Neo Office"/>
-          <w:color w:val="FF00FF"/>
-          <w:sz w:val="22"/>
-          <w:szCs w:val="22"/>
-        </w:rPr>
-        <w:t>.</w:t>
-      </w:r>
-    </w:p>
-    <w:p>
-      <w:pPr>
-        <w:pBdr>
-          <w:top w:val="single" w:sz="4" w:space="1" w:color="auto"/>
-          <w:left w:val="single" w:sz="4" w:space="4" w:color="auto"/>
-          <w:bottom w:val="single" w:sz="4" w:space="1" w:color="auto"/>
-          <w:right w:val="single" w:sz="4" w:space="4" w:color="auto"/>
-        </w:pBdr>
-        <w:ind w:left="851" w:right="282"/>
-        <w:rPr>
-          <w:rFonts w:ascii="DB Neo Office" w:hAnsi="DB Neo Office"/>
-          <w:vanish/>
-          <w:color w:val="0000FF"/>
-          <w:sz w:val="22"/>
-          <w:szCs w:val="22"/>
-        </w:rPr>
-      </w:pPr>
-      <w:r>
-        <w:rPr>
-          <w:rFonts w:ascii="DB Neo Office" w:hAnsi="DB Neo Office"/>
-          <w:vanish/>
-          <w:color w:val="0000FF"/>
-          <w:sz w:val="22"/>
-          <w:szCs w:val="22"/>
-        </w:rPr>
-        <w:lastRenderedPageBreak/>
-        <w:t>oder</w:t>
-      </w:r>
-    </w:p>
-    <w:p>
-      <w:pPr>
-        <w:pBdr>
-          <w:top w:val="single" w:sz="4" w:space="1" w:color="auto"/>
-          <w:left w:val="single" w:sz="4" w:space="4" w:color="auto"/>
-          <w:bottom w:val="single" w:sz="4" w:space="1" w:color="auto"/>
-          <w:right w:val="single" w:sz="4" w:space="4" w:color="auto"/>
-        </w:pBdr>
-        <w:ind w:left="851" w:right="282"/>
-        <w:rPr>
-          <w:rFonts w:ascii="DB Neo Office" w:hAnsi="DB Neo Office"/>
-          <w:color w:val="FF00FF"/>
-          <w:sz w:val="22"/>
-          <w:szCs w:val="22"/>
-        </w:rPr>
-      </w:pPr>
-      <w:r>
-        <w:rPr>
-          <w:rFonts w:ascii="DB Neo Office" w:hAnsi="DB Neo Office"/>
-          <w:color w:val="FF00FF"/>
-          <w:sz w:val="22"/>
-          <w:szCs w:val="22"/>
-        </w:rPr>
-        <w:t xml:space="preserve">Im gesperrten Gleis wird der Abschnitt von km </w:t>
-      </w:r>
-      <w:r>
-        <w:rPr>
-          <w:rFonts w:ascii="DB Neo Office" w:hAnsi="DB Neo Office"/>
-          <w:color w:val="FF00FF"/>
-          <w:sz w:val="22"/>
-          <w:szCs w:val="22"/>
-        </w:rPr>
-        <w:fldChar w:fldCharType="begin">
-          <w:ffData>
-            <w:name w:val="Text46"/>
-            <w:enabled/>
-            <w:calcOnExit w:val="0"/>
-            <w:textInput/>
-          </w:ffData>
-        </w:fldChar>
-      </w:r>
-      <w:r>
-        <w:rPr>
-          <w:rFonts w:ascii="DB Neo Office" w:hAnsi="DB Neo Office"/>
-          <w:color w:val="FF00FF"/>
-          <w:sz w:val="22"/>
-          <w:szCs w:val="22"/>
-        </w:rPr>
-        <w:instrText xml:space="preserve"> FORMTEXT </w:instrText>
-      </w:r>
-      <w:r>
-        <w:rPr>
-          <w:rFonts w:ascii="DB Neo Office" w:hAnsi="DB Neo Office"/>
-          <w:color w:val="FF00FF"/>
-          <w:sz w:val="22"/>
-          <w:szCs w:val="22"/>
-        </w:rPr>
-      </w:r>
-      <w:r>
-        <w:rPr>
-          <w:rFonts w:ascii="DB Neo Office" w:hAnsi="DB Neo Office"/>
-          <w:color w:val="FF00FF"/>
-          <w:sz w:val="22"/>
-          <w:szCs w:val="22"/>
-        </w:rPr>
-        <w:fldChar w:fldCharType="separate"/>
-      </w:r>
-      <w:r>
-        <w:rPr>
-          <w:rFonts w:ascii="DB Neo Office" w:hAnsi="DB Neo Office"/>
-          <w:color w:val="FF00FF"/>
-          <w:sz w:val="22"/>
-          <w:szCs w:val="22"/>
-        </w:rPr>
-        <w:t> </w:t>
-      </w:r>
-      <w:r>
-        <w:rPr>
-          <w:rFonts w:ascii="DB Neo Office" w:hAnsi="DB Neo Office"/>
-          <w:color w:val="FF00FF"/>
-          <w:sz w:val="22"/>
-          <w:szCs w:val="22"/>
-        </w:rPr>
-        <w:t> </w:t>
-      </w:r>
-      <w:r>
-        <w:rPr>
-          <w:rFonts w:ascii="DB Neo Office" w:hAnsi="DB Neo Office"/>
-          <w:color w:val="FF00FF"/>
-          <w:sz w:val="22"/>
-          <w:szCs w:val="22"/>
-        </w:rPr>
-        <w:t> </w:t>
-      </w:r>
-      <w:r>
-        <w:rPr>
-          <w:rFonts w:ascii="DB Neo Office" w:hAnsi="DB Neo Office"/>
-          <w:color w:val="FF00FF"/>
-          <w:sz w:val="22"/>
-          <w:szCs w:val="22"/>
-        </w:rPr>
-        <w:t> </w:t>
-      </w:r>
-      <w:r>
-        <w:rPr>
-          <w:rFonts w:ascii="DB Neo Office" w:hAnsi="DB Neo Office"/>
-          <w:color w:val="FF00FF"/>
-          <w:sz w:val="22"/>
-          <w:szCs w:val="22"/>
-        </w:rPr>
-        <w:t> </w:t>
-      </w:r>
-      <w:r>
-        <w:rPr>
-          <w:rFonts w:ascii="DB Neo Office" w:hAnsi="DB Neo Office"/>
-          <w:color w:val="FF00FF"/>
-          <w:sz w:val="22"/>
-          <w:szCs w:val="22"/>
-        </w:rPr>
-        <w:fldChar w:fldCharType="end"/>
-      </w:r>
-      <w:r>
-        <w:rPr>
-          <w:rFonts w:ascii="DB Neo Office" w:hAnsi="DB Neo Office"/>
-          <w:color w:val="FF00FF"/>
-          <w:sz w:val="22"/>
-          <w:szCs w:val="22"/>
-        </w:rPr>
-        <w:fldChar w:fldCharType="begin"/>
-      </w:r>
-      <w:r>
-        <w:rPr>
-          <w:rFonts w:ascii="DB Neo Office" w:hAnsi="DB Neo Office"/>
-          <w:color w:val="FF00FF"/>
-          <w:sz w:val="22"/>
-          <w:szCs w:val="22"/>
-        </w:rPr>
-        <w:instrText xml:space="preserve">  </w:instrText>
-      </w:r>
-      <w:r>
-        <w:rPr>
-          <w:rFonts w:ascii="DB Neo Office" w:hAnsi="DB Neo Office"/>
-          <w:color w:val="FF00FF"/>
-          <w:sz w:val="22"/>
-          <w:szCs w:val="22"/>
-        </w:rPr>
-        <w:fldChar w:fldCharType="end"/>
-      </w:r>
-      <w:r>
-        <w:rPr>
-          <w:rFonts w:ascii="DB Neo Office" w:hAnsi="DB Neo Office"/>
-          <w:color w:val="FF00FF"/>
-          <w:sz w:val="22"/>
-          <w:szCs w:val="22"/>
-        </w:rPr>
-        <w:t xml:space="preserve"> bis km </w:t>
-      </w:r>
-      <w:r>
-        <w:rPr>
-          <w:rFonts w:ascii="DB Neo Office" w:hAnsi="DB Neo Office"/>
-          <w:color w:val="FF00FF"/>
-          <w:sz w:val="22"/>
-          <w:szCs w:val="22"/>
-        </w:rPr>
-        <w:fldChar w:fldCharType="begin">
-          <w:ffData>
-            <w:name w:val="Text46"/>
-            <w:enabled/>
-            <w:calcOnExit w:val="0"/>
-            <w:textInput/>
-          </w:ffData>
-        </w:fldChar>
-      </w:r>
-      <w:r>
-        <w:rPr>
-          <w:rFonts w:ascii="DB Neo Office" w:hAnsi="DB Neo Office"/>
-          <w:color w:val="FF00FF"/>
-          <w:sz w:val="22"/>
-          <w:szCs w:val="22"/>
-        </w:rPr>
-        <w:instrText xml:space="preserve"> FORMTEXT </w:instrText>
-      </w:r>
-      <w:r>
-        <w:rPr>
-          <w:rFonts w:ascii="DB Neo Office" w:hAnsi="DB Neo Office"/>
-          <w:color w:val="FF00FF"/>
-          <w:sz w:val="22"/>
-          <w:szCs w:val="22"/>
-        </w:rPr>
-      </w:r>
-      <w:r>
-        <w:rPr>
-          <w:rFonts w:ascii="DB Neo Office" w:hAnsi="DB Neo Office"/>
-          <w:color w:val="FF00FF"/>
-          <w:sz w:val="22"/>
-          <w:szCs w:val="22"/>
-        </w:rPr>
-        <w:fldChar w:fldCharType="separate"/>
-      </w:r>
-      <w:r>
-        <w:rPr>
-          <w:rFonts w:ascii="DB Neo Office" w:hAnsi="DB Neo Office"/>
-          <w:color w:val="FF00FF"/>
-          <w:sz w:val="22"/>
-          <w:szCs w:val="22"/>
-        </w:rPr>
-        <w:t> </w:t>
-      </w:r>
-      <w:r>
-        <w:rPr>
-          <w:rFonts w:ascii="DB Neo Office" w:hAnsi="DB Neo Office"/>
-          <w:color w:val="FF00FF"/>
-          <w:sz w:val="22"/>
-          <w:szCs w:val="22"/>
-        </w:rPr>
-        <w:t> </w:t>
-      </w:r>
-      <w:r>
-        <w:rPr>
-          <w:rFonts w:ascii="DB Neo Office" w:hAnsi="DB Neo Office"/>
-          <w:color w:val="FF00FF"/>
-          <w:sz w:val="22"/>
-          <w:szCs w:val="22"/>
-        </w:rPr>
-        <w:t> </w:t>
-      </w:r>
-      <w:r>
-        <w:rPr>
-          <w:rFonts w:ascii="DB Neo Office" w:hAnsi="DB Neo Office"/>
-          <w:color w:val="FF00FF"/>
-          <w:sz w:val="22"/>
-          <w:szCs w:val="22"/>
-        </w:rPr>
-        <w:t> </w:t>
-      </w:r>
-      <w:r>
-        <w:rPr>
-          <w:rFonts w:ascii="DB Neo Office" w:hAnsi="DB Neo Office"/>
-          <w:color w:val="FF00FF"/>
-          <w:sz w:val="22"/>
-          <w:szCs w:val="22"/>
-        </w:rPr>
-        <w:t> </w:t>
-      </w:r>
-      <w:r>
-        <w:rPr>
-          <w:rFonts w:ascii="DB Neo Office" w:hAnsi="DB Neo Office"/>
-          <w:color w:val="FF00FF"/>
-          <w:sz w:val="22"/>
-          <w:szCs w:val="22"/>
-        </w:rPr>
-        <w:fldChar w:fldCharType="end"/>
-      </w:r>
-      <w:r>
-        <w:rPr>
-          <w:rFonts w:ascii="DB Neo Office" w:hAnsi="DB Neo Office"/>
-          <w:color w:val="FF00FF"/>
-          <w:sz w:val="22"/>
-          <w:szCs w:val="22"/>
-        </w:rPr>
-        <w:fldChar w:fldCharType="begin"/>
-      </w:r>
-      <w:r>
-        <w:rPr>
-          <w:rFonts w:ascii="DB Neo Office" w:hAnsi="DB Neo Office"/>
-          <w:color w:val="FF00FF"/>
-          <w:sz w:val="22"/>
-          <w:szCs w:val="22"/>
-        </w:rPr>
-        <w:instrText xml:space="preserve">  </w:instrText>
-      </w:r>
-      <w:r>
-        <w:rPr>
-          <w:rFonts w:ascii="DB Neo Office" w:hAnsi="DB Neo Office"/>
-          <w:color w:val="FF00FF"/>
-          <w:sz w:val="22"/>
-          <w:szCs w:val="22"/>
-        </w:rPr>
-        <w:fldChar w:fldCharType="end"/>
-      </w:r>
-      <w:r>
-        <w:rPr>
-          <w:rFonts w:ascii="DB Neo Office" w:hAnsi="DB Neo Office"/>
-          <w:color w:val="FF00FF"/>
-          <w:sz w:val="22"/>
-          <w:szCs w:val="22"/>
-        </w:rPr>
-        <w:t xml:space="preserve"> zum </w:t>
-      </w:r>
-      <w:proofErr w:type="spellStart"/>
-      <w:r>
-        <w:rPr>
-          <w:rFonts w:ascii="DB Neo Office" w:hAnsi="DB Neo Office"/>
-          <w:color w:val="FF00FF"/>
-          <w:sz w:val="22"/>
-          <w:szCs w:val="22"/>
-        </w:rPr>
-        <w:t>Baugleis</w:t>
-      </w:r>
-      <w:proofErr w:type="spellEnd"/>
-      <w:r>
-        <w:rPr>
-          <w:rFonts w:ascii="DB Neo Office" w:hAnsi="DB Neo Office"/>
-          <w:color w:val="FF00FF"/>
-          <w:sz w:val="22"/>
-          <w:szCs w:val="22"/>
-        </w:rPr>
-        <w:t xml:space="preserve"> </w:t>
-      </w:r>
-      <w:r>
-        <w:rPr>
-          <w:rFonts w:ascii="DB Neo Office" w:hAnsi="DB Neo Office"/>
-          <w:color w:val="FF00FF"/>
-          <w:sz w:val="22"/>
-          <w:szCs w:val="22"/>
-        </w:rPr>
-        <w:fldChar w:fldCharType="begin">
-          <w:ffData>
-            <w:name w:val="Text62"/>
-            <w:enabled/>
-            <w:calcOnExit w:val="0"/>
-            <w:textInput/>
-          </w:ffData>
-        </w:fldChar>
-      </w:r>
-      <w:r>
-        <w:rPr>
-          <w:rFonts w:ascii="DB Neo Office" w:hAnsi="DB Neo Office"/>
-          <w:color w:val="FF00FF"/>
-          <w:sz w:val="22"/>
-          <w:szCs w:val="22"/>
-        </w:rPr>
-        <w:instrText xml:space="preserve"> FORMTEXT </w:instrText>
-      </w:r>
-      <w:r>
-        <w:rPr>
-          <w:rFonts w:ascii="DB Neo Office" w:hAnsi="DB Neo Office"/>
-          <w:color w:val="FF00FF"/>
-          <w:sz w:val="22"/>
-          <w:szCs w:val="22"/>
-        </w:rPr>
-      </w:r>
-      <w:r>
-        <w:rPr>
-          <w:rFonts w:ascii="DB Neo Office" w:hAnsi="DB Neo Office"/>
-          <w:color w:val="FF00FF"/>
-          <w:sz w:val="22"/>
-          <w:szCs w:val="22"/>
-        </w:rPr>
-        <w:fldChar w:fldCharType="separate"/>
-      </w:r>
-      <w:r>
-        <w:rPr>
-          <w:rFonts w:ascii="DB Neo Office" w:hAnsi="DB Neo Office"/>
-          <w:color w:val="FF00FF"/>
-          <w:sz w:val="22"/>
-          <w:szCs w:val="22"/>
-        </w:rPr>
-        <w:t> </w:t>
-      </w:r>
-      <w:r>
-        <w:rPr>
-          <w:rFonts w:ascii="DB Neo Office" w:hAnsi="DB Neo Office"/>
-          <w:color w:val="FF00FF"/>
-          <w:sz w:val="22"/>
-          <w:szCs w:val="22"/>
-        </w:rPr>
-        <w:t> </w:t>
-      </w:r>
-      <w:r>
-        <w:rPr>
-          <w:rFonts w:ascii="DB Neo Office" w:hAnsi="DB Neo Office"/>
-          <w:color w:val="FF00FF"/>
-          <w:sz w:val="22"/>
-          <w:szCs w:val="22"/>
-        </w:rPr>
-        <w:t> </w:t>
-      </w:r>
-      <w:r>
-        <w:rPr>
-          <w:rFonts w:ascii="DB Neo Office" w:hAnsi="DB Neo Office"/>
-          <w:color w:val="FF00FF"/>
-          <w:sz w:val="22"/>
-          <w:szCs w:val="22"/>
-        </w:rPr>
-        <w:t> </w:t>
-      </w:r>
-      <w:r>
-        <w:rPr>
-          <w:rFonts w:ascii="DB Neo Office" w:hAnsi="DB Neo Office"/>
-          <w:color w:val="FF00FF"/>
-          <w:sz w:val="22"/>
-          <w:szCs w:val="22"/>
-        </w:rPr>
-        <w:t> </w:t>
-      </w:r>
-      <w:r>
-        <w:rPr>
-          <w:rFonts w:ascii="DB Neo Office" w:hAnsi="DB Neo Office"/>
-          <w:color w:val="FF00FF"/>
-          <w:sz w:val="22"/>
-          <w:szCs w:val="22"/>
-        </w:rPr>
-        <w:fldChar w:fldCharType="end"/>
-      </w:r>
-      <w:r>
-        <w:rPr>
-          <w:rFonts w:ascii="DB Neo Office" w:hAnsi="DB Neo Office"/>
-          <w:vanish/>
-          <w:color w:val="0000FF"/>
-          <w:sz w:val="22"/>
-          <w:szCs w:val="22"/>
-        </w:rPr>
-        <w:t xml:space="preserve">(Bezeichnung bei mehreren </w:t>
-      </w:r>
-      <w:proofErr w:type="spellStart"/>
-      <w:proofErr w:type="gramStart"/>
-      <w:r>
-        <w:rPr>
-          <w:rFonts w:ascii="DB Neo Office" w:hAnsi="DB Neo Office"/>
-          <w:vanish/>
-          <w:color w:val="0000FF"/>
-          <w:sz w:val="22"/>
-          <w:szCs w:val="22"/>
-        </w:rPr>
-        <w:t>Bgl</w:t>
-      </w:r>
-      <w:proofErr w:type="spellEnd"/>
-      <w:r>
-        <w:rPr>
-          <w:rFonts w:ascii="DB Neo Office" w:hAnsi="DB Neo Office"/>
-          <w:vanish/>
-          <w:color w:val="0000FF"/>
-          <w:sz w:val="22"/>
-          <w:szCs w:val="22"/>
-        </w:rPr>
-        <w:t>)</w:t>
-      </w:r>
-      <w:r>
-        <w:rPr>
-          <w:rFonts w:ascii="DB Neo Office" w:hAnsi="DB Neo Office"/>
-          <w:color w:val="FF00FF"/>
-          <w:sz w:val="22"/>
-          <w:szCs w:val="22"/>
-        </w:rPr>
-        <w:t xml:space="preserve">  erklärt</w:t>
-      </w:r>
-      <w:proofErr w:type="gramEnd"/>
-      <w:r>
-        <w:rPr>
-          <w:rFonts w:ascii="DB Neo Office" w:hAnsi="DB Neo Office"/>
-          <w:color w:val="FF00FF"/>
-          <w:sz w:val="22"/>
-          <w:szCs w:val="22"/>
-        </w:rPr>
-        <w:t>.</w:t>
-      </w:r>
-    </w:p>
-    <w:p>
-      <w:pPr>
-        <w:pBdr>
-          <w:top w:val="single" w:sz="4" w:space="1" w:color="auto"/>
-          <w:left w:val="single" w:sz="4" w:space="4" w:color="auto"/>
-          <w:bottom w:val="single" w:sz="4" w:space="1" w:color="auto"/>
-          <w:right w:val="single" w:sz="4" w:space="4" w:color="auto"/>
-        </w:pBdr>
-        <w:tabs>
-          <w:tab w:val="left" w:pos="1766"/>
-        </w:tabs>
-        <w:ind w:left="851" w:right="282"/>
-        <w:rPr>
-          <w:rFonts w:ascii="DB Neo Office" w:hAnsi="DB Neo Office"/>
-          <w:color w:val="0000FF"/>
-          <w:sz w:val="22"/>
-          <w:szCs w:val="22"/>
-        </w:rPr>
-      </w:pPr>
-      <w:r>
-        <w:rPr>
-          <w:rFonts w:ascii="DB Neo Office" w:hAnsi="DB Neo Office"/>
-          <w:vanish/>
-          <w:color w:val="0000FF"/>
-          <w:sz w:val="22"/>
-          <w:szCs w:val="22"/>
-        </w:rPr>
-        <w:t>oder</w:t>
-      </w:r>
-      <w:r>
-        <w:rPr>
-          <w:rFonts w:ascii="DB Neo Office" w:hAnsi="DB Neo Office"/>
-          <w:color w:val="0000FF"/>
-          <w:sz w:val="22"/>
-          <w:szCs w:val="22"/>
-        </w:rPr>
-        <w:tab/>
-      </w:r>
-    </w:p>
-    <w:p>
-      <w:pPr>
-        <w:pBdr>
-          <w:top w:val="single" w:sz="4" w:space="1" w:color="auto"/>
-          <w:left w:val="single" w:sz="4" w:space="4" w:color="auto"/>
-          <w:bottom w:val="single" w:sz="4" w:space="1" w:color="auto"/>
-          <w:right w:val="single" w:sz="4" w:space="4" w:color="auto"/>
-        </w:pBdr>
-        <w:tabs>
-          <w:tab w:val="left" w:pos="1766"/>
-        </w:tabs>
-        <w:ind w:left="851" w:right="282"/>
-        <w:rPr>
-          <w:rFonts w:ascii="DB Neo Office" w:hAnsi="DB Neo Office"/>
-          <w:vanish/>
-          <w:color w:val="0000FF"/>
-          <w:sz w:val="22"/>
-          <w:szCs w:val="22"/>
-        </w:rPr>
-      </w:pPr>
-    </w:p>
-    <w:p>
-      <w:pPr>
-        <w:pBdr>
-          <w:top w:val="single" w:sz="4" w:space="1" w:color="auto"/>
-          <w:left w:val="single" w:sz="4" w:space="4" w:color="auto"/>
-          <w:bottom w:val="single" w:sz="4" w:space="1" w:color="auto"/>
-          <w:right w:val="single" w:sz="4" w:space="4" w:color="auto"/>
-        </w:pBdr>
-        <w:ind w:left="851" w:right="282"/>
-        <w:rPr>
-          <w:rFonts w:ascii="DB Neo Office" w:hAnsi="DB Neo Office"/>
-          <w:color w:val="FF00FF"/>
-          <w:sz w:val="22"/>
-          <w:szCs w:val="22"/>
-        </w:rPr>
-      </w:pPr>
-      <w:r>
-        <w:rPr>
-          <w:rFonts w:ascii="DB Neo Office" w:hAnsi="DB Neo Office"/>
-          <w:color w:val="FF00FF"/>
-          <w:sz w:val="22"/>
-          <w:szCs w:val="22"/>
-        </w:rPr>
-        <w:t>Das gesperrte Gleis gemäß Abschnitt 2.2.</w:t>
-      </w:r>
-      <w:r>
-        <w:rPr>
-          <w:rFonts w:ascii="DB Neo Office" w:hAnsi="DB Neo Office"/>
-          <w:color w:val="FF00FF"/>
-          <w:sz w:val="22"/>
-          <w:szCs w:val="22"/>
-        </w:rPr>
-        <w:fldChar w:fldCharType="begin">
-          <w:ffData>
-            <w:name w:val="Kontrollkästchen6"/>
-            <w:enabled/>
-            <w:calcOnExit w:val="0"/>
-            <w:checkBox>
-              <w:sizeAuto/>
-              <w:default w:val="0"/>
-            </w:checkBox>
-          </w:ffData>
-        </w:fldChar>
-      </w:r>
-      <w:r>
-        <w:rPr>
-          <w:rFonts w:ascii="DB Neo Office" w:hAnsi="DB Neo Office"/>
-          <w:color w:val="FF00FF"/>
-          <w:sz w:val="22"/>
-          <w:szCs w:val="22"/>
-        </w:rPr>
-        <w:instrText xml:space="preserve"> FORMCHECKBOX </w:instrText>
-      </w:r>
-      <w:r>
-        <w:rPr>
-          <w:rFonts w:ascii="DB Neo Office" w:hAnsi="DB Neo Office"/>
-          <w:color w:val="FF00FF"/>
-          <w:sz w:val="22"/>
-          <w:szCs w:val="22"/>
-        </w:rPr>
-      </w:r>
-      <w:r>
-        <w:rPr>
-          <w:rFonts w:ascii="DB Neo Office" w:hAnsi="DB Neo Office"/>
-          <w:color w:val="FF00FF"/>
-          <w:sz w:val="22"/>
-          <w:szCs w:val="22"/>
-        </w:rPr>
-        <w:fldChar w:fldCharType="separate"/>
-      </w:r>
-      <w:r>
-        <w:rPr>
-          <w:rFonts w:ascii="DB Neo Office" w:hAnsi="DB Neo Office"/>
-          <w:color w:val="FF00FF"/>
-          <w:sz w:val="22"/>
-          <w:szCs w:val="22"/>
-        </w:rPr>
-        <w:fldChar w:fldCharType="end"/>
-      </w:r>
-      <w:r>
-        <w:rPr>
-          <w:rFonts w:ascii="DB Neo Office" w:hAnsi="DB Neo Office"/>
-          <w:color w:val="FF00FF"/>
-          <w:sz w:val="22"/>
-          <w:szCs w:val="22"/>
-        </w:rPr>
-        <w:t xml:space="preserve"> wird für die Überführung von schienengebundenen Geräten zum </w:t>
-      </w:r>
-      <w:proofErr w:type="spellStart"/>
-      <w:r>
-        <w:rPr>
-          <w:rFonts w:ascii="DB Neo Office" w:hAnsi="DB Neo Office"/>
-          <w:color w:val="FF00FF"/>
-          <w:sz w:val="22"/>
-          <w:szCs w:val="22"/>
-        </w:rPr>
-        <w:t>Baugleis</w:t>
-      </w:r>
-      <w:proofErr w:type="spellEnd"/>
-      <w:r>
-        <w:rPr>
-          <w:rFonts w:ascii="DB Neo Office" w:hAnsi="DB Neo Office"/>
-          <w:color w:val="FF00FF"/>
-          <w:sz w:val="22"/>
-          <w:szCs w:val="22"/>
-        </w:rPr>
-        <w:t xml:space="preserve"> </w:t>
-      </w:r>
-      <w:r>
-        <w:rPr>
-          <w:rFonts w:ascii="DB Neo Office" w:hAnsi="DB Neo Office"/>
-          <w:color w:val="FF00FF"/>
-          <w:sz w:val="22"/>
-          <w:szCs w:val="22"/>
-        </w:rPr>
-        <w:fldChar w:fldCharType="begin">
-          <w:ffData>
-            <w:name w:val="Text62"/>
-            <w:enabled/>
-            <w:calcOnExit w:val="0"/>
-            <w:textInput/>
-          </w:ffData>
-        </w:fldChar>
-      </w:r>
-      <w:r>
-        <w:rPr>
-          <w:rFonts w:ascii="DB Neo Office" w:hAnsi="DB Neo Office"/>
-          <w:color w:val="FF00FF"/>
-          <w:sz w:val="22"/>
-          <w:szCs w:val="22"/>
-        </w:rPr>
-        <w:instrText xml:space="preserve"> FORMTEXT </w:instrText>
-      </w:r>
-      <w:r>
-        <w:rPr>
-          <w:rFonts w:ascii="DB Neo Office" w:hAnsi="DB Neo Office"/>
-          <w:color w:val="FF00FF"/>
-          <w:sz w:val="22"/>
-          <w:szCs w:val="22"/>
-        </w:rPr>
-      </w:r>
-      <w:r>
-        <w:rPr>
-          <w:rFonts w:ascii="DB Neo Office" w:hAnsi="DB Neo Office"/>
-          <w:color w:val="FF00FF"/>
-          <w:sz w:val="22"/>
-          <w:szCs w:val="22"/>
-        </w:rPr>
-        <w:fldChar w:fldCharType="separate"/>
-      </w:r>
-      <w:r>
-        <w:rPr>
-          <w:rFonts w:ascii="DB Neo Office" w:hAnsi="DB Neo Office"/>
-          <w:color w:val="FF00FF"/>
-          <w:sz w:val="22"/>
-          <w:szCs w:val="22"/>
-        </w:rPr>
-        <w:t> </w:t>
-      </w:r>
-      <w:r>
-        <w:rPr>
-          <w:rFonts w:ascii="DB Neo Office" w:hAnsi="DB Neo Office"/>
-          <w:color w:val="FF00FF"/>
-          <w:sz w:val="22"/>
-          <w:szCs w:val="22"/>
-        </w:rPr>
-        <w:t> </w:t>
-      </w:r>
-      <w:r>
-        <w:rPr>
-          <w:rFonts w:ascii="DB Neo Office" w:hAnsi="DB Neo Office"/>
-          <w:color w:val="FF00FF"/>
-          <w:sz w:val="22"/>
-          <w:szCs w:val="22"/>
-        </w:rPr>
-        <w:t> </w:t>
-      </w:r>
-      <w:r>
-        <w:rPr>
-          <w:rFonts w:ascii="DB Neo Office" w:hAnsi="DB Neo Office"/>
-          <w:color w:val="FF00FF"/>
-          <w:sz w:val="22"/>
-          <w:szCs w:val="22"/>
-        </w:rPr>
-        <w:t> </w:t>
-      </w:r>
-      <w:r>
-        <w:rPr>
-          <w:rFonts w:ascii="DB Neo Office" w:hAnsi="DB Neo Office"/>
-          <w:color w:val="FF00FF"/>
-          <w:sz w:val="22"/>
-          <w:szCs w:val="22"/>
-        </w:rPr>
-        <w:t> </w:t>
-      </w:r>
-      <w:r>
-        <w:rPr>
-          <w:rFonts w:ascii="DB Neo Office" w:hAnsi="DB Neo Office"/>
-          <w:color w:val="FF00FF"/>
-          <w:sz w:val="22"/>
-          <w:szCs w:val="22"/>
-        </w:rPr>
-        <w:fldChar w:fldCharType="end"/>
-      </w:r>
-      <w:r>
-        <w:rPr>
-          <w:rFonts w:ascii="DB Neo Office" w:hAnsi="DB Neo Office"/>
-          <w:vanish/>
-          <w:color w:val="0000FF"/>
-          <w:sz w:val="22"/>
-          <w:szCs w:val="22"/>
-        </w:rPr>
-        <w:t xml:space="preserve">(Bezeichnung bei mehreren </w:t>
-      </w:r>
-      <w:proofErr w:type="spellStart"/>
-      <w:proofErr w:type="gramStart"/>
-      <w:r>
-        <w:rPr>
-          <w:rFonts w:ascii="DB Neo Office" w:hAnsi="DB Neo Office"/>
-          <w:vanish/>
-          <w:color w:val="0000FF"/>
-          <w:sz w:val="22"/>
-          <w:szCs w:val="22"/>
-        </w:rPr>
-        <w:t>Bgl</w:t>
-      </w:r>
-      <w:proofErr w:type="spellEnd"/>
-      <w:r>
-        <w:rPr>
-          <w:rFonts w:ascii="DB Neo Office" w:hAnsi="DB Neo Office"/>
-          <w:vanish/>
-          <w:color w:val="0000FF"/>
-          <w:sz w:val="22"/>
-          <w:szCs w:val="22"/>
-        </w:rPr>
-        <w:t>)</w:t>
-      </w:r>
-      <w:r>
-        <w:rPr>
-          <w:rFonts w:ascii="DB Neo Office" w:hAnsi="DB Neo Office"/>
-          <w:color w:val="FF00FF"/>
-          <w:sz w:val="22"/>
-          <w:szCs w:val="22"/>
-        </w:rPr>
-        <w:t xml:space="preserve">  erklärt</w:t>
-      </w:r>
-      <w:proofErr w:type="gramEnd"/>
-      <w:r>
-        <w:rPr>
-          <w:rFonts w:ascii="DB Neo Office" w:hAnsi="DB Neo Office"/>
-          <w:color w:val="FF00FF"/>
-          <w:sz w:val="22"/>
-          <w:szCs w:val="22"/>
-        </w:rPr>
-        <w:t>.</w:t>
-      </w:r>
-    </w:p>
-    <w:p>
-      <w:pPr>
-        <w:pBdr>
-          <w:top w:val="single" w:sz="4" w:space="1" w:color="auto"/>
-          <w:left w:val="single" w:sz="4" w:space="4" w:color="auto"/>
-          <w:bottom w:val="single" w:sz="4" w:space="1" w:color="auto"/>
-          <w:right w:val="single" w:sz="4" w:space="4" w:color="auto"/>
-        </w:pBdr>
-        <w:ind w:left="851" w:right="282"/>
-        <w:rPr>
-          <w:rFonts w:ascii="DB Neo Office" w:hAnsi="DB Neo Office"/>
-          <w:vanish/>
-          <w:color w:val="0000FF"/>
-          <w:sz w:val="22"/>
-          <w:szCs w:val="22"/>
-        </w:rPr>
-      </w:pPr>
-      <w:r>
-        <w:rPr>
-          <w:rFonts w:ascii="DB Neo Office" w:hAnsi="DB Neo Office"/>
-          <w:vanish/>
-          <w:color w:val="0000FF"/>
-          <w:sz w:val="22"/>
-          <w:szCs w:val="22"/>
-        </w:rPr>
-        <w:t>oder</w:t>
-      </w:r>
-    </w:p>
-    <w:p>
-      <w:pPr>
-        <w:pBdr>
-          <w:top w:val="single" w:sz="4" w:space="1" w:color="auto"/>
-          <w:left w:val="single" w:sz="4" w:space="4" w:color="auto"/>
-          <w:bottom w:val="single" w:sz="4" w:space="1" w:color="auto"/>
-          <w:right w:val="single" w:sz="4" w:space="4" w:color="auto"/>
-        </w:pBdr>
-        <w:ind w:left="851" w:right="282"/>
-        <w:rPr>
-          <w:rFonts w:ascii="DB Neo Office" w:hAnsi="DB Neo Office"/>
-          <w:color w:val="FF00FF"/>
-          <w:sz w:val="22"/>
-          <w:szCs w:val="22"/>
-        </w:rPr>
-      </w:pPr>
-      <w:r>
-        <w:rPr>
-          <w:rFonts w:ascii="DB Neo Office" w:hAnsi="DB Neo Office"/>
-          <w:color w:val="FF00FF"/>
-          <w:sz w:val="22"/>
-          <w:szCs w:val="22"/>
-        </w:rPr>
-        <w:t xml:space="preserve">Im gesperrten Gleis wird der Abschnitt von km </w:t>
-      </w:r>
-      <w:r>
-        <w:rPr>
-          <w:rFonts w:ascii="DB Neo Office" w:hAnsi="DB Neo Office"/>
-          <w:color w:val="FF00FF"/>
-          <w:sz w:val="22"/>
-          <w:szCs w:val="22"/>
-        </w:rPr>
-        <w:fldChar w:fldCharType="begin">
-          <w:ffData>
-            <w:name w:val="Text46"/>
-            <w:enabled/>
-            <w:calcOnExit w:val="0"/>
-            <w:textInput/>
-          </w:ffData>
-        </w:fldChar>
-      </w:r>
-      <w:r>
-        <w:rPr>
-          <w:rFonts w:ascii="DB Neo Office" w:hAnsi="DB Neo Office"/>
-          <w:color w:val="FF00FF"/>
-          <w:sz w:val="22"/>
-          <w:szCs w:val="22"/>
-        </w:rPr>
-        <w:instrText xml:space="preserve"> FORMTEXT </w:instrText>
-      </w:r>
-      <w:r>
-        <w:rPr>
-          <w:rFonts w:ascii="DB Neo Office" w:hAnsi="DB Neo Office"/>
-          <w:color w:val="FF00FF"/>
-          <w:sz w:val="22"/>
-          <w:szCs w:val="22"/>
-        </w:rPr>
-      </w:r>
-      <w:r>
-        <w:rPr>
-          <w:rFonts w:ascii="DB Neo Office" w:hAnsi="DB Neo Office"/>
-          <w:color w:val="FF00FF"/>
-          <w:sz w:val="22"/>
-          <w:szCs w:val="22"/>
-        </w:rPr>
-        <w:fldChar w:fldCharType="separate"/>
-      </w:r>
-      <w:r>
-        <w:rPr>
-          <w:rFonts w:ascii="DB Neo Office" w:hAnsi="DB Neo Office"/>
-          <w:color w:val="FF00FF"/>
-          <w:sz w:val="22"/>
-          <w:szCs w:val="22"/>
-        </w:rPr>
-        <w:t> </w:t>
-      </w:r>
-      <w:r>
-        <w:rPr>
-          <w:rFonts w:ascii="DB Neo Office" w:hAnsi="DB Neo Office"/>
-          <w:color w:val="FF00FF"/>
-          <w:sz w:val="22"/>
-          <w:szCs w:val="22"/>
-        </w:rPr>
-        <w:t> </w:t>
-      </w:r>
-      <w:r>
-        <w:rPr>
-          <w:rFonts w:ascii="DB Neo Office" w:hAnsi="DB Neo Office"/>
-          <w:color w:val="FF00FF"/>
-          <w:sz w:val="22"/>
-          <w:szCs w:val="22"/>
-        </w:rPr>
-        <w:t> </w:t>
-      </w:r>
-      <w:r>
-        <w:rPr>
-          <w:rFonts w:ascii="DB Neo Office" w:hAnsi="DB Neo Office"/>
-          <w:color w:val="FF00FF"/>
-          <w:sz w:val="22"/>
-          <w:szCs w:val="22"/>
-        </w:rPr>
-        <w:t> </w:t>
-      </w:r>
-      <w:r>
-        <w:rPr>
-          <w:rFonts w:ascii="DB Neo Office" w:hAnsi="DB Neo Office"/>
-          <w:color w:val="FF00FF"/>
-          <w:sz w:val="22"/>
-          <w:szCs w:val="22"/>
-        </w:rPr>
-        <w:t> </w:t>
-      </w:r>
-      <w:r>
-        <w:rPr>
-          <w:rFonts w:ascii="DB Neo Office" w:hAnsi="DB Neo Office"/>
-          <w:color w:val="FF00FF"/>
-          <w:sz w:val="22"/>
-          <w:szCs w:val="22"/>
-        </w:rPr>
-        <w:fldChar w:fldCharType="end"/>
-      </w:r>
-      <w:r>
-        <w:rPr>
-          <w:rFonts w:ascii="DB Neo Office" w:hAnsi="DB Neo Office"/>
-          <w:color w:val="FF00FF"/>
-          <w:sz w:val="22"/>
-          <w:szCs w:val="22"/>
-        </w:rPr>
-        <w:fldChar w:fldCharType="begin"/>
-      </w:r>
-      <w:r>
-        <w:rPr>
-          <w:rFonts w:ascii="DB Neo Office" w:hAnsi="DB Neo Office"/>
-          <w:color w:val="FF00FF"/>
-          <w:sz w:val="22"/>
-          <w:szCs w:val="22"/>
-        </w:rPr>
-        <w:instrText xml:space="preserve">  </w:instrText>
-      </w:r>
-      <w:r>
-        <w:rPr>
-          <w:rFonts w:ascii="DB Neo Office" w:hAnsi="DB Neo Office"/>
-          <w:color w:val="FF00FF"/>
-          <w:sz w:val="22"/>
-          <w:szCs w:val="22"/>
-        </w:rPr>
-        <w:fldChar w:fldCharType="end"/>
-      </w:r>
-      <w:r>
-        <w:rPr>
-          <w:rFonts w:ascii="DB Neo Office" w:hAnsi="DB Neo Office"/>
-          <w:color w:val="FF00FF"/>
-          <w:sz w:val="22"/>
-          <w:szCs w:val="22"/>
-        </w:rPr>
-        <w:t xml:space="preserve"> bis km </w:t>
-      </w:r>
-      <w:r>
-        <w:rPr>
-          <w:rFonts w:ascii="DB Neo Office" w:hAnsi="DB Neo Office"/>
-          <w:color w:val="FF00FF"/>
-          <w:sz w:val="22"/>
-          <w:szCs w:val="22"/>
-        </w:rPr>
-        <w:fldChar w:fldCharType="begin">
-          <w:ffData>
-            <w:name w:val="Text46"/>
-            <w:enabled/>
-            <w:calcOnExit w:val="0"/>
-            <w:textInput/>
-          </w:ffData>
-        </w:fldChar>
-      </w:r>
-      <w:r>
-        <w:rPr>
-          <w:rFonts w:ascii="DB Neo Office" w:hAnsi="DB Neo Office"/>
-          <w:color w:val="FF00FF"/>
-          <w:sz w:val="22"/>
-          <w:szCs w:val="22"/>
-        </w:rPr>
-        <w:instrText xml:space="preserve"> FORMTEXT </w:instrText>
-      </w:r>
-      <w:r>
-        <w:rPr>
-          <w:rFonts w:ascii="DB Neo Office" w:hAnsi="DB Neo Office"/>
-          <w:color w:val="FF00FF"/>
-          <w:sz w:val="22"/>
-          <w:szCs w:val="22"/>
-        </w:rPr>
-      </w:r>
-      <w:r>
-        <w:rPr>
-          <w:rFonts w:ascii="DB Neo Office" w:hAnsi="DB Neo Office"/>
-          <w:color w:val="FF00FF"/>
-          <w:sz w:val="22"/>
-          <w:szCs w:val="22"/>
-        </w:rPr>
-        <w:fldChar w:fldCharType="separate"/>
-      </w:r>
-      <w:r>
-        <w:rPr>
-          <w:rFonts w:ascii="DB Neo Office" w:hAnsi="DB Neo Office"/>
-          <w:color w:val="FF00FF"/>
-          <w:sz w:val="22"/>
-          <w:szCs w:val="22"/>
-        </w:rPr>
-        <w:t> </w:t>
-      </w:r>
-      <w:r>
-        <w:rPr>
-          <w:rFonts w:ascii="DB Neo Office" w:hAnsi="DB Neo Office"/>
-          <w:color w:val="FF00FF"/>
-          <w:sz w:val="22"/>
-          <w:szCs w:val="22"/>
-        </w:rPr>
-        <w:t> </w:t>
-      </w:r>
-      <w:r>
-        <w:rPr>
-          <w:rFonts w:ascii="DB Neo Office" w:hAnsi="DB Neo Office"/>
-          <w:color w:val="FF00FF"/>
-          <w:sz w:val="22"/>
-          <w:szCs w:val="22"/>
-        </w:rPr>
-        <w:t> </w:t>
-      </w:r>
-      <w:r>
-        <w:rPr>
-          <w:rFonts w:ascii="DB Neo Office" w:hAnsi="DB Neo Office"/>
-          <w:color w:val="FF00FF"/>
-          <w:sz w:val="22"/>
-          <w:szCs w:val="22"/>
-        </w:rPr>
-        <w:t> </w:t>
-      </w:r>
-      <w:r>
-        <w:rPr>
-          <w:rFonts w:ascii="DB Neo Office" w:hAnsi="DB Neo Office"/>
-          <w:color w:val="FF00FF"/>
-          <w:sz w:val="22"/>
-          <w:szCs w:val="22"/>
-        </w:rPr>
-        <w:t> </w:t>
-      </w:r>
-      <w:r>
-        <w:rPr>
-          <w:rFonts w:ascii="DB Neo Office" w:hAnsi="DB Neo Office"/>
-          <w:color w:val="FF00FF"/>
-          <w:sz w:val="22"/>
-          <w:szCs w:val="22"/>
-        </w:rPr>
-        <w:fldChar w:fldCharType="end"/>
-      </w:r>
-      <w:r>
-        <w:rPr>
-          <w:rFonts w:ascii="DB Neo Office" w:hAnsi="DB Neo Office"/>
-          <w:color w:val="FF00FF"/>
-          <w:sz w:val="22"/>
-          <w:szCs w:val="22"/>
-        </w:rPr>
-        <w:fldChar w:fldCharType="begin"/>
-      </w:r>
-      <w:r>
-        <w:rPr>
-          <w:rFonts w:ascii="DB Neo Office" w:hAnsi="DB Neo Office"/>
-          <w:color w:val="FF00FF"/>
-          <w:sz w:val="22"/>
-          <w:szCs w:val="22"/>
-        </w:rPr>
-        <w:instrText xml:space="preserve">  </w:instrText>
-      </w:r>
-      <w:r>
-        <w:rPr>
-          <w:rFonts w:ascii="DB Neo Office" w:hAnsi="DB Neo Office"/>
-          <w:color w:val="FF00FF"/>
-          <w:sz w:val="22"/>
-          <w:szCs w:val="22"/>
-        </w:rPr>
-        <w:fldChar w:fldCharType="end"/>
-      </w:r>
-      <w:r>
-        <w:rPr>
-          <w:rFonts w:ascii="DB Neo Office" w:hAnsi="DB Neo Office"/>
-          <w:color w:val="FF00FF"/>
-          <w:sz w:val="22"/>
-          <w:szCs w:val="22"/>
-        </w:rPr>
-        <w:t xml:space="preserve"> für die Überführung von schienengebundenen Geräten zum </w:t>
-      </w:r>
-      <w:proofErr w:type="spellStart"/>
-      <w:r>
-        <w:rPr>
-          <w:rFonts w:ascii="DB Neo Office" w:hAnsi="DB Neo Office"/>
-          <w:color w:val="FF00FF"/>
-          <w:sz w:val="22"/>
-          <w:szCs w:val="22"/>
-        </w:rPr>
-        <w:t>Baugleis</w:t>
-      </w:r>
-      <w:proofErr w:type="spellEnd"/>
-      <w:r>
-        <w:rPr>
-          <w:rFonts w:ascii="DB Neo Office" w:hAnsi="DB Neo Office"/>
-          <w:color w:val="FF00FF"/>
-          <w:sz w:val="22"/>
-          <w:szCs w:val="22"/>
-        </w:rPr>
-        <w:t xml:space="preserve"> </w:t>
-      </w:r>
-      <w:r>
-        <w:rPr>
-          <w:rFonts w:ascii="DB Neo Office" w:hAnsi="DB Neo Office"/>
-          <w:color w:val="FF00FF"/>
-          <w:sz w:val="22"/>
-          <w:szCs w:val="22"/>
-        </w:rPr>
-        <w:fldChar w:fldCharType="begin">
-          <w:ffData>
-            <w:name w:val="Text62"/>
-            <w:enabled/>
-            <w:calcOnExit w:val="0"/>
-            <w:textInput/>
-          </w:ffData>
-        </w:fldChar>
-      </w:r>
-      <w:r>
-        <w:rPr>
-          <w:rFonts w:ascii="DB Neo Office" w:hAnsi="DB Neo Office"/>
-          <w:color w:val="FF00FF"/>
-          <w:sz w:val="22"/>
-          <w:szCs w:val="22"/>
-        </w:rPr>
-        <w:instrText xml:space="preserve"> FORMTEXT </w:instrText>
-      </w:r>
-      <w:r>
-        <w:rPr>
-          <w:rFonts w:ascii="DB Neo Office" w:hAnsi="DB Neo Office"/>
-          <w:color w:val="FF00FF"/>
-          <w:sz w:val="22"/>
-          <w:szCs w:val="22"/>
-        </w:rPr>
-      </w:r>
-      <w:r>
-        <w:rPr>
-          <w:rFonts w:ascii="DB Neo Office" w:hAnsi="DB Neo Office"/>
-          <w:color w:val="FF00FF"/>
-          <w:sz w:val="22"/>
-          <w:szCs w:val="22"/>
-        </w:rPr>
-        <w:fldChar w:fldCharType="separate"/>
-      </w:r>
-      <w:r>
-        <w:rPr>
-          <w:rFonts w:ascii="DB Neo Office" w:hAnsi="DB Neo Office"/>
-          <w:color w:val="FF00FF"/>
-          <w:sz w:val="22"/>
-          <w:szCs w:val="22"/>
-        </w:rPr>
-        <w:t> </w:t>
-      </w:r>
-      <w:r>
-        <w:rPr>
-          <w:rFonts w:ascii="DB Neo Office" w:hAnsi="DB Neo Office"/>
-          <w:color w:val="FF00FF"/>
-          <w:sz w:val="22"/>
-          <w:szCs w:val="22"/>
-        </w:rPr>
-        <w:t> </w:t>
-      </w:r>
-      <w:r>
-        <w:rPr>
-          <w:rFonts w:ascii="DB Neo Office" w:hAnsi="DB Neo Office"/>
-          <w:color w:val="FF00FF"/>
-          <w:sz w:val="22"/>
-          <w:szCs w:val="22"/>
-        </w:rPr>
-        <w:t> </w:t>
-      </w:r>
-      <w:r>
-        <w:rPr>
-          <w:rFonts w:ascii="DB Neo Office" w:hAnsi="DB Neo Office"/>
-          <w:color w:val="FF00FF"/>
-          <w:sz w:val="22"/>
-          <w:szCs w:val="22"/>
-        </w:rPr>
-        <w:t> </w:t>
-      </w:r>
-      <w:r>
-        <w:rPr>
-          <w:rFonts w:ascii="DB Neo Office" w:hAnsi="DB Neo Office"/>
-          <w:color w:val="FF00FF"/>
-          <w:sz w:val="22"/>
-          <w:szCs w:val="22"/>
-        </w:rPr>
-        <w:t> </w:t>
-      </w:r>
-      <w:r>
-        <w:rPr>
-          <w:rFonts w:ascii="DB Neo Office" w:hAnsi="DB Neo Office"/>
-          <w:color w:val="FF00FF"/>
-          <w:sz w:val="22"/>
-          <w:szCs w:val="22"/>
-        </w:rPr>
-        <w:fldChar w:fldCharType="end"/>
-      </w:r>
-      <w:r>
-        <w:rPr>
-          <w:rFonts w:ascii="DB Neo Office" w:hAnsi="DB Neo Office"/>
-          <w:vanish/>
-          <w:color w:val="0000FF"/>
-          <w:sz w:val="22"/>
-          <w:szCs w:val="22"/>
-        </w:rPr>
-        <w:t xml:space="preserve">(Bezeichnung bei mehreren </w:t>
-      </w:r>
-      <w:proofErr w:type="spellStart"/>
-      <w:proofErr w:type="gramStart"/>
-      <w:r>
-        <w:rPr>
-          <w:rFonts w:ascii="DB Neo Office" w:hAnsi="DB Neo Office"/>
-          <w:vanish/>
-          <w:color w:val="0000FF"/>
-          <w:sz w:val="22"/>
-          <w:szCs w:val="22"/>
-        </w:rPr>
-        <w:t>Bgl</w:t>
-      </w:r>
-      <w:proofErr w:type="spellEnd"/>
-      <w:r>
-        <w:rPr>
-          <w:rFonts w:ascii="DB Neo Office" w:hAnsi="DB Neo Office"/>
-          <w:vanish/>
-          <w:color w:val="0000FF"/>
-          <w:sz w:val="22"/>
-          <w:szCs w:val="22"/>
-        </w:rPr>
-        <w:t>)</w:t>
-      </w:r>
-      <w:r>
-        <w:rPr>
-          <w:rFonts w:ascii="DB Neo Office" w:hAnsi="DB Neo Office"/>
-          <w:color w:val="FF00FF"/>
-          <w:sz w:val="22"/>
-          <w:szCs w:val="22"/>
-        </w:rPr>
-        <w:t xml:space="preserve">  erklärt</w:t>
-      </w:r>
-      <w:proofErr w:type="gramEnd"/>
-      <w:r>
-        <w:rPr>
-          <w:rFonts w:ascii="DB Neo Office" w:hAnsi="DB Neo Office"/>
-          <w:color w:val="FF00FF"/>
-          <w:sz w:val="22"/>
-          <w:szCs w:val="22"/>
-        </w:rPr>
-        <w:t>.</w:t>
-      </w:r>
-    </w:p>
-    <w:p>
-      <w:pPr>
-        <w:pBdr>
-          <w:top w:val="single" w:sz="4" w:space="1" w:color="auto"/>
-          <w:left w:val="single" w:sz="4" w:space="4" w:color="auto"/>
-          <w:bottom w:val="single" w:sz="4" w:space="1" w:color="auto"/>
-          <w:right w:val="single" w:sz="4" w:space="4" w:color="auto"/>
-        </w:pBdr>
-        <w:ind w:left="851" w:right="282"/>
-        <w:rPr>
-          <w:rFonts w:ascii="DB Neo Office" w:hAnsi="DB Neo Office"/>
-          <w:color w:val="FF00FF"/>
-          <w:sz w:val="22"/>
-          <w:szCs w:val="22"/>
-        </w:rPr>
-      </w:pPr>
     </w:p>
     <w:sectPr>
       <w:headerReference w:type="even" r:id="rId14"/>
@@ -14183,7 +12070,6 @@
     <w:sig w:usb0="E4002EFF" w:usb1="C000E47F" w:usb2="00000009" w:usb3="00000000" w:csb0="000001FF" w:csb1="00000000"/>
   </w:font>
   <w:font w:name="DB Neo Office">
-    <w:altName w:val="Calibri"/>
     <w:panose1 w:val="00000000000000000000"/>
     <w:charset w:val="00"/>
     <w:family w:val="auto"/>
@@ -14191,7 +12077,6 @@
     <w:sig w:usb0="A00000FF" w:usb1="4000206B" w:usb2="00000000" w:usb3="00000000" w:csb0="00000093" w:csb1="00000000"/>
   </w:font>
   <w:font w:name="Yu Gothic Light">
-    <w:altName w:val="游ゴシック Light"/>
     <w:panose1 w:val="020B0300000000000000"/>
     <w:charset w:val="80"/>
     <w:family w:val="swiss"/>
@@ -14206,7 +12091,6 @@
     <w:sig w:usb0="E4002EFF" w:usb1="C200247B" w:usb2="00000009" w:usb3="00000000" w:csb0="000001FF" w:csb1="00000000"/>
   </w:font>
   <w:font w:name="Yu Mincho">
-    <w:altName w:val="游明朝"/>
     <w:charset w:val="80"/>
     <w:family w:val="roman"/>
     <w:pitch w:val="variable"/>
@@ -14244,9 +12128,12 @@
   </w:compat>
   <w:rsids>
     <w:rsidRoot w:val="005E6EB7"/>
+    <w:rsid w:val="00264FA8"/>
     <w:rsid w:val="00363CBA"/>
     <w:rsid w:val="005E6EB7"/>
     <w:rsid w:val="006D0D97"/>
+    <w:rsid w:val="00755005"/>
+    <w:rsid w:val="00AA309B"/>
   </w:rsids>
   <m:mathPr>
     <m:mathFont m:val="Cambria Math"/>
@@ -15017,23 +12904,6 @@
 </file>
 
 <file path=customXml/item1.xml><?xml version="1.0" encoding="utf-8"?>
-<b:Sources xmlns:b="http://schemas.openxmlformats.org/officeDocument/2006/bibliography" xmlns="http://schemas.openxmlformats.org/officeDocument/2006/bibliography" SelectedStyle="\APA.XSL" StyleName="APA"/>
-</file>
-
-<file path=customXml/item2.xml><?xml version="1.0" encoding="utf-8"?>
-<b:Sources xmlns:b="http://schemas.openxmlformats.org/officeDocument/2006/bibliography" xmlns="http://schemas.openxmlformats.org/officeDocument/2006/bibliography" SelectedStyle="\APA.XSL" StyleName="APA"/>
-</file>
-
-<file path=customXml/item3.xml><?xml version="1.0" encoding="utf-8"?>
-<?mso-contentType ?>
-<FormTemplates xmlns="http://schemas.microsoft.com/sharepoint/v3/contenttype/forms">
-  <Display>DocumentLibraryForm</Display>
-  <Edit>DocumentLibraryForm</Edit>
-  <New>DocumentLibraryForm</New>
-</FormTemplates>
-</file>
-
-<file path=customXml/item4.xml><?xml version="1.0" encoding="utf-8"?>
 <p:properties xmlns:p="http://schemas.microsoft.com/office/2006/metadata/properties" xmlns:xsi="http://www.w3.org/2001/XMLSchema-instance" xmlns:pc="http://schemas.microsoft.com/office/infopath/2007/PartnerControls">
   <documentManagement>
     <SharedWithUsers xmlns="328ee7a0-d479-471e-8b8a-fb7ade1b85b6">
@@ -15147,15 +13017,16 @@
 </p:properties>
 </file>
 
-<file path=customXml/item5.xml><?xml version="1.0" encoding="utf-8"?>
-<b:Sources xmlns:b="http://schemas.openxmlformats.org/officeDocument/2006/bibliography" xmlns="http://schemas.openxmlformats.org/officeDocument/2006/bibliography" SelectedStyle="\APA.XSL" StyleName="APA"/>
+<file path=customXml/item2.xml><?xml version="1.0" encoding="utf-8"?>
+<?mso-contentType ?>
+<FormTemplates xmlns="http://schemas.microsoft.com/sharepoint/v3/contenttype/forms">
+  <Display>DocumentLibraryForm</Display>
+  <Edit>DocumentLibraryForm</Edit>
+  <New>DocumentLibraryForm</New>
+</FormTemplates>
 </file>
 
-<file path=customXml/item6.xml><?xml version="1.0" encoding="utf-8"?>
-<b:Sources xmlns:b="http://schemas.openxmlformats.org/officeDocument/2006/bibliography" xmlns="http://schemas.openxmlformats.org/officeDocument/2006/bibliography" SelectedStyle="\APA.XSL" StyleName="APA"/>
-</file>
-
-<file path=customXml/item7.xml><?xml version="1.0" encoding="utf-8"?>
+<file path=customXml/item3.xml><?xml version="1.0" encoding="utf-8"?>
 <ct:contentTypeSchema xmlns:ct="http://schemas.microsoft.com/office/2006/metadata/contentType" xmlns:ma="http://schemas.microsoft.com/office/2006/metadata/properties/metaAttributes" ct:_="" ma:_="" ma:contentTypeName="Document" ma:contentTypeID="0x010100A288E037145CF7468AC57385E82D6FE5" ma:contentTypeVersion="20" ma:contentTypeDescription="Create a new document." ma:contentTypeScope="" ma:versionID="0daa0e8fc175c7ef40a315815af95bfa">
   <xsd:schema xmlns:xsd="http://www.w3.org/2001/XMLSchema" xmlns:xs="http://www.w3.org/2001/XMLSchema" xmlns:p="http://schemas.microsoft.com/office/2006/metadata/properties" xmlns:ns2="0dce162a-0029-464d-9d71-749884fd4f0f" xmlns:ns3="328ee7a0-d479-471e-8b8a-fb7ade1b85b6" targetNamespace="http://schemas.microsoft.com/office/2006/metadata/properties" ma:root="true" ma:fieldsID="45152f019ead7beaeefbef099957a64d" ns2:_="" ns3:_="">
     <xsd:import namespace="0dce162a-0029-464d-9d71-749884fd4f0f"/>
@@ -15422,31 +13293,23 @@
 </ct:contentTypeSchema>
 </file>
 
-<file path=customXml/itemProps1.xml><?xml version="1.0" encoding="utf-8"?>
-<ds:datastoreItem xmlns:ds="http://schemas.openxmlformats.org/officeDocument/2006/customXml" ds:itemID="{3FCB0026-CE28-43BC-9A41-71078251F7B6}">
-  <ds:schemaRefs>
-    <ds:schemaRef ds:uri="http://schemas.openxmlformats.org/officeDocument/2006/bibliography"/>
-  </ds:schemaRefs>
-</ds:datastoreItem>
+<file path=customXml/item4.xml><?xml version="1.0" encoding="utf-8"?>
+<b:Sources xmlns:b="http://schemas.openxmlformats.org/officeDocument/2006/bibliography" xmlns="http://schemas.openxmlformats.org/officeDocument/2006/bibliography" SelectedStyle="\APA.XSL" StyleName="APA"/>
 </file>
 
-<file path=customXml/itemProps2.xml><?xml version="1.0" encoding="utf-8"?>
-<ds:datastoreItem xmlns:ds="http://schemas.openxmlformats.org/officeDocument/2006/customXml" ds:itemID="{76A0487D-4298-40DB-900E-D476492F573A}">
-  <ds:schemaRefs>
-    <ds:schemaRef ds:uri="http://schemas.openxmlformats.org/officeDocument/2006/bibliography"/>
-  </ds:schemaRefs>
-</ds:datastoreItem>
+<file path=customXml/item5.xml><?xml version="1.0" encoding="utf-8"?>
+<b:Sources xmlns:b="http://schemas.openxmlformats.org/officeDocument/2006/bibliography" xmlns="http://schemas.openxmlformats.org/officeDocument/2006/bibliography" SelectedStyle="\APA.XSL" StyleName="APA"/>
 </file>
 
-<file path=customXml/itemProps3.xml><?xml version="1.0" encoding="utf-8"?>
-<ds:datastoreItem xmlns:ds="http://schemas.openxmlformats.org/officeDocument/2006/customXml" ds:itemID="{99594066-151B-4664-B7F5-2048EA576CB8}">
-  <ds:schemaRefs>
-    <ds:schemaRef ds:uri="http://schemas.microsoft.com/sharepoint/v3/contenttype/forms"/>
-  </ds:schemaRefs>
-</ds:datastoreItem>
+<file path=customXml/item6.xml><?xml version="1.0" encoding="utf-8"?>
+<b:Sources xmlns:b="http://schemas.openxmlformats.org/officeDocument/2006/bibliography" xmlns="http://schemas.openxmlformats.org/officeDocument/2006/bibliography" SelectedStyle="\APA.XSL" StyleName="APA"/>
 </file>
 
-<file path=customXml/itemProps4.xml><?xml version="1.0" encoding="utf-8"?>
+<file path=customXml/item7.xml><?xml version="1.0" encoding="utf-8"?>
+<b:Sources xmlns:b="http://schemas.openxmlformats.org/officeDocument/2006/bibliography" xmlns="http://schemas.openxmlformats.org/officeDocument/2006/bibliography" SelectedStyle="\APA.XSL" StyleName="APA"/>
+</file>
+
+<file path=customXml/itemProps1.xml><?xml version="1.0" encoding="utf-8"?>
 <ds:datastoreItem xmlns:ds="http://schemas.openxmlformats.org/officeDocument/2006/customXml" ds:itemID="{E5FFF9CC-74E8-47F8-9A9C-006F13DB17FC}">
   <ds:schemaRefs>
     <ds:schemaRef ds:uri="http://schemas.microsoft.com/office/2006/metadata/properties"/>
@@ -15457,23 +13320,15 @@
 </ds:datastoreItem>
 </file>
 
-<file path=customXml/itemProps5.xml><?xml version="1.0" encoding="utf-8"?>
-<ds:datastoreItem xmlns:ds="http://schemas.openxmlformats.org/officeDocument/2006/customXml" ds:itemID="{B25A85D8-2B85-4C61-9159-9764121AED10}">
+<file path=customXml/itemProps2.xml><?xml version="1.0" encoding="utf-8"?>
+<ds:datastoreItem xmlns:ds="http://schemas.openxmlformats.org/officeDocument/2006/customXml" ds:itemID="{99594066-151B-4664-B7F5-2048EA576CB8}">
   <ds:schemaRefs>
-    <ds:schemaRef ds:uri="http://schemas.openxmlformats.org/officeDocument/2006/bibliography"/>
+    <ds:schemaRef ds:uri="http://schemas.microsoft.com/sharepoint/v3/contenttype/forms"/>
   </ds:schemaRefs>
 </ds:datastoreItem>
 </file>
 
-<file path=customXml/itemProps6.xml><?xml version="1.0" encoding="utf-8"?>
-<ds:datastoreItem xmlns:ds="http://schemas.openxmlformats.org/officeDocument/2006/customXml" ds:itemID="{54673DC8-BF55-4C72-9C82-B19072E81E26}">
-  <ds:schemaRefs>
-    <ds:schemaRef ds:uri="http://schemas.openxmlformats.org/officeDocument/2006/bibliography"/>
-  </ds:schemaRefs>
-</ds:datastoreItem>
-</file>
-
-<file path=customXml/itemProps7.xml><?xml version="1.0" encoding="utf-8"?>
+<file path=customXml/itemProps3.xml><?xml version="1.0" encoding="utf-8"?>
 <ds:datastoreItem xmlns:ds="http://schemas.openxmlformats.org/officeDocument/2006/customXml" ds:itemID="{36E20381-DBF2-4A67-9D50-6D35FA500E9E}">
   <ds:schemaRefs>
     <ds:schemaRef ds:uri="http://schemas.microsoft.com/office/2006/metadata/contentType"/>
@@ -15490,4 +13345,36 @@
     <ds:schemaRef ds:uri="http://schemas.microsoft.com/internal/obd"/>
   </ds:schemaRefs>
 </ds:datastoreItem>
+</file>
+
+<file path=customXml/itemProps4.xml><?xml version="1.0" encoding="utf-8"?>
+<ds:datastoreItem xmlns:ds="http://schemas.openxmlformats.org/officeDocument/2006/customXml" ds:itemID="{76A0487D-4298-40DB-900E-D476492F573A}">
+  <ds:schemaRefs>
+    <ds:schemaRef ds:uri="http://schemas.openxmlformats.org/officeDocument/2006/bibliography"/>
+  </ds:schemaRefs>
+</ds:datastoreItem>
+</file>
+
+<file path=customXml/itemProps5.xml><?xml version="1.0" encoding="utf-8"?>
+<ds:datastoreItem xmlns:ds="http://schemas.openxmlformats.org/officeDocument/2006/customXml" ds:itemID="{3FCB0026-CE28-43BC-9A41-71078251F7B6}">
+  <ds:schemaRefs>
+    <ds:schemaRef ds:uri="http://schemas.openxmlformats.org/officeDocument/2006/bibliography"/>
+  </ds:schemaRefs>
+</ds:datastoreItem>
+</file>
+
+<file path=customXml/itemProps6.xml><?xml version="1.0" encoding="utf-8"?>
+<ds:datastoreItem xmlns:ds="http://schemas.openxmlformats.org/officeDocument/2006/customXml" ds:itemID="{54673DC8-BF55-4C72-9C82-B19072E81E26}">
+  <ds:schemaRefs>
+    <ds:schemaRef ds:uri="http://schemas.openxmlformats.org/officeDocument/2006/bibliography"/>
+  </ds:schemaRefs>
+</ds:datastoreItem>
+</file>
+
+<file path=customXml/itemProps7.xml><?xml version="1.0" encoding="utf-8"?>
+<ds:datastoreItem xmlns:ds="http://schemas.openxmlformats.org/officeDocument/2006/customXml" ds:itemID="{B25A85D8-2B85-4C61-9159-9764121AED10}">
+  <ds:schemaRefs>
+    <ds:schemaRef ds:uri="http://schemas.openxmlformats.org/officeDocument/2006/bibliography"/>
+  </ds:schemaRefs>
+</ds:datastoreItem>
 </file>